--- a/onkologie/download/studien-aktuell.docx
+++ b/onkologie/download/studien-aktuell.docx
@@ -62,7 +62,7 @@
           <w:color w:val="666666"/>
           <w:sz w:val="18"/>
         </w:rPr>
-        <w:t>Stand: 06.10.2026  |  6 Studien  |  onkologie.m-vf.de</w:t>
+        <w:t>Stand: 23.10.2026  |  2 Studien  |  onkologie.m-vf.de</w:t>
       </w:r>
     </w:p>
     <w:p>
@@ -70,7 +70,7 @@
         <w:pStyle w:val="Heading1"/>
       </w:pPr>
       <w:r>
-        <w:t>Aufgenommen am 06.10.2026</w:t>
+        <w:t>Aufgenommen am 23.10.2026</w:t>
       </w:r>
     </w:p>
     <w:p>
@@ -78,7 +78,7 @@
         <w:pStyle w:val="Heading2"/>
       </w:pPr>
       <w:r>
-        <w:t>EGCG reduziert EBV-Reaktivierung bei Nasopharynxkarzinom nicht</w:t>
+        <w:t>Neoadjuvante Immunotherapie bei dMMR-Kolonkarzinom: 100% DFS und OS nach 3-5 Jahren</w:t>
       </w:r>
     </w:p>
     <w:p>
@@ -88,12 +88,12 @@
           <w:color w:val="666666"/>
           <w:sz w:val="18"/>
         </w:rPr>
-        <w:t>Tsai HJ et al.  ·  Eur J Cancer  ·  01.10.2026  ·  PMID 42833136</w:t>
+        <w:t>Chalabi M et al.  ·  Lancet  ·  21.10.2026  ·  PMID 42906564</w:t>
       </w:r>
     </w:p>
     <w:p>
       <w:r>
-        <w:t>Randomisierte Studie bei 353 Patienten mit Nasopharynxkarzinom in Remission: Epigallocatechingallat (EGCG) aus grünem Tee versus Placebo für 3 Jahre zur Verhinderung von EBV-Reaktivierung und Tumorrezidiv.</w:t>
+        <w:t>Patienten mit lokal fortgeschrittenem Mismatch-Repair-defizientem Kolonkarzinom erhielten vor der Operation Ipilimumab und Nivolumab.</w:t>
       </w:r>
     </w:p>
     <w:p>
@@ -104,7 +104,7 @@
         <w:t xml:space="preserve">Ergebnis: </w:t>
       </w:r>
       <w:r>
-        <w:t>EGCG reduzierte weder die EBV-DNA-Reaktivierungsrate noch die Rezidivrate signifikant. Positive plasma-EBV-DNA war jedoch stark mit hoher Rezidivrate und kürzerer rezidivfreier sowie Gesamtüberlebenszeit assoziiert (alle p&lt;0,05). EBV-DNA eignet sich als Überwachungsmarker.</w:t>
+        <w:t>Von 111 auswertbaren Patienten betrug die 3-Jahres-Krankheitsfreie Überleben 100% (97,5%-KI 100-100%) und das 5-Jahres-Gesamtüberleben 100% (95%-KI 100-100%). ctDNA-Clearance zeigte sich nach dem zweiten Zyklus bei 82% der Patienten mit verfügbarem Plasma. Diese Ergebnisse unterstützen neoadjuvante Checkpoint-Inhibition als potenzieller neuer Standard für dieses Patientengut.</w:t>
       </w:r>
     </w:p>
     <w:p>
@@ -119,7 +119,7 @@
         <w:rPr>
           <w:sz w:val="19"/>
         </w:rPr>
-        <w:t>Taiwan-Studie, aber Methodik und Ergebnis sind auf HNO-Zentren übertragbar</w:t>
+        <w:t>Niederlande, vergleichbares Versicherungssystem, Multi-Center-Studie mit europäischen Zentren</w:t>
       </w:r>
     </w:p>
     <w:p>
@@ -128,7 +128,7 @@
           <w:color w:val="5A7D3A"/>
           <w:sz w:val="18"/>
         </w:rPr>
-        <w:t>https://pubmed.ncbi.nlm.nih.gov/42833136/</w:t>
+        <w:t>https://pubmed.ncbi.nlm.nih.gov/42906564/</w:t>
       </w:r>
     </w:p>
     <w:p>
@@ -136,7 +136,7 @@
         <w:pStyle w:val="Heading2"/>
       </w:pPr>
       <w:r>
-        <w:t>Mosunetuzumab-Polatuzumab bei älteren fragilen Patienten mit großzelligem B-Lymphom</w:t>
+        <w:t>CD20-gerichtete CAR-T-Zelltherapie bei rezidivierendem B-Lymphom: responder zeigen anhaltendes Ansprechen</w:t>
       </w:r>
     </w:p>
     <w:p>
@@ -146,12 +146,12 @@
           <w:color w:val="666666"/>
           <w:sz w:val="18"/>
         </w:rPr>
-        <w:t>Olszewski AJ et al.  ·  Blood  ·  05.10.2026  ·  PMID 42832423</w:t>
+        <w:t>Kutsch N et al.  ·  Eur J Cancer  ·  16.10.2026  ·  PMID 42906410</w:t>
       </w:r>
     </w:p>
     <w:p>
       <w:r>
-        <w:t>Offene Phase-I/II-Studie mit 101 älteren/unfitness Patienten mit neu diagnostiziertem diffusem großzelligem B-Lymphom (Medianalter 81 Jahre): Mosunetuzumab plus Polatuzumab vedotin für bis zu 8 Zyklen, bewertet nach geriatrischer Assessmentklassifikation.</w:t>
+        <w:t>Phase-I-Dosiseskalationsstudie in Deutschland zur CD20-gerichteten CAR-T-Zelltherapie MB-CART20.1 bei 9 schwer vorbehandelten Patienten mit therapieresistentem B-NHL.</w:t>
       </w:r>
     </w:p>
     <w:p>
@@ -162,7 +162,7 @@
         <w:t xml:space="preserve">Ergebnis: </w:t>
       </w:r>
       <w:r>
-        <w:t>ORR 61,4%, komplette Remission 56,4%. Zwei-Jahres-PFS 52,2%, Zwei-Jahres-OS 62,4% (Median nicht erreicht). Cytokine-Release-Syndrome in 30,6% (überwiegend Grad 1). Infektionsbedingte Mortalität vor allem bei als 'frail' klassifizierten Patienten und während COVID-19-Pandemie.</w:t>
+        <w:t>Beste Ansprechrate 56%, davon 33% komplette Remissionen (CR). Ein CR blieb über 5 Jahre stabil. Eine dosislimitierende Toxizität (Grad-4-Neutropenie) bei höherer Dosis. Keine Grad ≥3 Zytokin-Freisetzungssyndrom. CAR-T-Zell-Expansion korrelierte mit klinischem Ansprechen (maximale Zellzahl höher bei Respondern, p=0,0369).</w:t>
       </w:r>
     </w:p>
     <w:p>
@@ -177,7 +177,7 @@
         <w:rPr>
           <w:sz w:val="19"/>
         </w:rPr>
-        <w:t>Internationales Design, deutschsprachiger Co-Autor, vergleichbare Behandlungsstandards</w:t>
+        <w:t>Deutschland, Universitätsklinik Köln, vergleichbare Gesundheitssysteme, CAR-T-Herstellung vor Ort</w:t>
       </w:r>
     </w:p>
     <w:p>
@@ -186,239 +186,7 @@
           <w:color w:val="5A7D3A"/>
           <w:sz w:val="18"/>
         </w:rPr>
-        <w:t>https://pubmed.ncbi.nlm.nih.gov/42832423/</w:t>
-      </w:r>
-    </w:p>
-    <w:p>
-      <w:pPr>
-        <w:pStyle w:val="Heading2"/>
-      </w:pPr>
-      <w:r>
-        <w:t>RVD-lite bewährt sich langfristig bei älteren Multiplem Myelom</w:t>
-      </w:r>
-    </w:p>
-    <w:p>
-      <w:r>
-        <w:rPr>
-          <w:i/>
-          <w:color w:val="666666"/>
-          <w:sz w:val="18"/>
-        </w:rPr>
-        <w:t>Gustine JN et al.  ·  Clin Cancer Res  ·  05.10.2026  ·  PMID 42832368</w:t>
-      </w:r>
-    </w:p>
-    <w:p>
-      <w:r>
-        <w:t>Phase-II-Studie mit 50 transplantationsungeeigneten Myelom-Patienten (Medianalter 73 Jahre): modifizierte Intensität von Lenalidomid, Bortezomib, Dexamethason über 9 Induktions- und 6 Konsolidierungszyklen, Mediannachverfolgung 72 Monate.</w:t>
-      </w:r>
-    </w:p>
-    <w:p>
-      <w:r>
-        <w:rPr>
-          <w:b/>
-        </w:rPr>
-        <w:t xml:space="preserve">Ergebnis: </w:t>
-      </w:r>
-      <w:r>
-        <w:t>ORR 90%, ≥VGPR 66%. Median-PFS 42 Monate (5-Jahres-PFS 40%), Median-OS 76 Monate (5-Jahres-OS 63%). ECOG-Status 2 assoziiert mit schlechterer PFS und OS. Nur 4% Therapieabbau wegen Toxizität, keine behandlungsbedingte Mortalität.</w:t>
-      </w:r>
-    </w:p>
-    <w:p>
-      <w:r>
-        <w:rPr>
-          <w:b/>
-          <w:sz w:val="19"/>
-        </w:rPr>
-        <w:t xml:space="preserve">Übertragbarkeit: </w:t>
-      </w:r>
-      <w:r>
-        <w:rPr>
-          <w:sz w:val="19"/>
-        </w:rPr>
-        <w:t>US-akademisches Zentrum, aber Outcome-Daten für deutschsprachige Praxen relevant</w:t>
-      </w:r>
-    </w:p>
-    <w:p>
-      <w:r>
-        <w:rPr>
-          <w:color w:val="5A7D3A"/>
-          <w:sz w:val="18"/>
-        </w:rPr>
-        <w:t>https://pubmed.ncbi.nlm.nih.gov/42832368/</w:t>
-      </w:r>
-    </w:p>
-    <w:p>
-      <w:pPr>
-        <w:pStyle w:val="Heading2"/>
-      </w:pPr>
-      <w:r>
-        <w:t>Finanzielle Anreize fördern Rauchstopp bei Lungenkrebsscreening</w:t>
-      </w:r>
-    </w:p>
-    <w:p>
-      <w:r>
-        <w:rPr>
-          <w:i/>
-          <w:color w:val="666666"/>
-          <w:sz w:val="18"/>
-        </w:rPr>
-        <w:t>Hart JL et al.  ·  JAMA  ·  05.10.2026  ·  PMID 42832220</w:t>
-      </w:r>
-    </w:p>
-    <w:p>
-      <w:r>
-        <w:t>Randomisierte Studie mit 3.220 unterversorgten Rauchern beim Lungenkrebsscreening in USA: vier Strategien verglichen – Standardberatung, plus freie Pharmakotherapie, plus finanzielle Anreize bis 600 USD, plus mobile Health-App.</w:t>
-      </w:r>
-    </w:p>
-    <w:p>
-      <w:r>
-        <w:rPr>
-          <w:b/>
-        </w:rPr>
-        <w:t xml:space="preserve">Ergebnis: </w:t>
-      </w:r>
-      <w:r>
-        <w:t>Sustained Abstinenz über 6 Monate: 4,3% (Standardberatung), 5,1% (Pharmaka), 8,8% (Anreize), 7,2% (Anreize+App). Anreize zeigten adjustierte Differenz von +4,6% gegenüber Standard (p&lt;0,001) und +4,1% gegenüber Standard+Pharmaka (p&lt;0,001). Freie Medikation allein war nicht überlegen.</w:t>
-      </w:r>
-    </w:p>
-    <w:p>
-      <w:r>
-        <w:rPr>
-          <w:b/>
-          <w:sz w:val="19"/>
-        </w:rPr>
-        <w:t xml:space="preserve">Übertragbarkeit: </w:t>
-      </w:r>
-      <w:r>
-        <w:rPr>
-          <w:sz w:val="19"/>
-        </w:rPr>
-        <w:t>USA-System mit anderer Krankenversicherung, aber Befund zu Anreizmechanismen gesundheitssystemübergreifend relevant</w:t>
-      </w:r>
-    </w:p>
-    <w:p>
-      <w:r>
-        <w:rPr>
-          <w:color w:val="5A7D3A"/>
-          <w:sz w:val="18"/>
-        </w:rPr>
-        <w:t>https://pubmed.ncbi.nlm.nih.gov/42832220/</w:t>
-      </w:r>
-    </w:p>
-    <w:p>
-      <w:pPr>
-        <w:pStyle w:val="Heading2"/>
-      </w:pPr>
-      <w:r>
-        <w:t>Sequenzierung von Regorafenib vor Anti-EGFR ist möglich – Studie aber unterbesetzt</w:t>
-      </w:r>
-    </w:p>
-    <w:p>
-      <w:r>
-        <w:rPr>
-          <w:i/>
-          <w:color w:val="666666"/>
-          <w:sz w:val="18"/>
-        </w:rPr>
-        <w:t>Abidoye OB et al.  ·  Oncologist  ·  03.10.2026  ·  PMID 42830449</w:t>
-      </w:r>
-    </w:p>
-    <w:p>
-      <w:r>
-        <w:t>Phase-II-Randomisierungsstudie REVERCE II mit 22 Patienten mit RAS/BRAF-WT metastasiertem Kolorektalkarzinom nach Standardchemotherapie: Regorafenib → Anti-EGFR versus Anti-EGFR → Regorafenib sequenziell, primärer Endpunkt Gesamtüberleben.</w:t>
-      </w:r>
-    </w:p>
-    <w:p>
-      <w:r>
-        <w:rPr>
-          <w:b/>
-        </w:rPr>
-        <w:t xml:space="preserve">Ergebnis: </w:t>
-      </w:r>
-      <w:r>
-        <w:t>Wegen langsamer Rekrutierung vorzeitig geschlossen. Median-OS: Regorafenib-First 21,9 vs. EGFR-First 13,3 Monate (einseitig p=0,114). PFS1 2,5 vs. 5,6 Monate (p=0,998), PFS2 3,7 vs. 2,0 Monate (p=0,086). Regorafenib-First zeigte numerischen OS-Vorteil ohne Signifikanz. Keine wesentlichen Unterschiede in Nebenwirkungen.</w:t>
-      </w:r>
-    </w:p>
-    <w:p>
-      <w:r>
-        <w:rPr>
-          <w:b/>
-          <w:sz w:val="19"/>
-        </w:rPr>
-        <w:t xml:space="preserve">Übertragbarkeit: </w:t>
-      </w:r>
-      <w:r>
-        <w:rPr>
-          <w:sz w:val="19"/>
-        </w:rPr>
-        <w:t>USA-amerikanische Studie, unterbesetzt, aber Sequenzierungsfrage für deutsche Praxen relevant</w:t>
-      </w:r>
-    </w:p>
-    <w:p>
-      <w:r>
-        <w:rPr>
-          <w:color w:val="5A7D3A"/>
-          <w:sz w:val="18"/>
-        </w:rPr>
-        <w:t>https://pubmed.ncbi.nlm.nih.gov/42830449/</w:t>
-      </w:r>
-    </w:p>
-    <w:p>
-      <w:pPr>
-        <w:pStyle w:val="Heading2"/>
-      </w:pPr>
-      <w:r>
-        <w:t>Molekulares Profiling von Schweißdrüsenkarzinomen identifiziert Therapieziele</w:t>
-      </w:r>
-    </w:p>
-    <w:p>
-      <w:r>
-        <w:rPr>
-          <w:i/>
-          <w:color w:val="666666"/>
-          <w:sz w:val="18"/>
-        </w:rPr>
-        <w:t>Racz L et al.  ·  Eur J Cancer  ·  16.10.2026  ·  PMID 42762558</w:t>
-      </w:r>
-    </w:p>
-    <w:p>
-      <w:r>
-        <w:t>Narrative Übersicht über genetische Landschaft von über 20 seltenen Schweißdrüsenkarzinom-Entitäten (SGC) mit Fokus auf Mutationslandschaften und therapeutische Angriffspunkte für aggressive Tumoren ohne Therapieoptionen im fortgeschrittenen Stadium.</w:t>
-      </w:r>
-    </w:p>
-    <w:p>
-      <w:r>
-        <w:rPr>
-          <w:b/>
-        </w:rPr>
-        <w:t xml:space="preserve">Ergebnis: </w:t>
-      </w:r>
-      <w:r>
-        <w:t>SGCs zeigen hohe Mutationslast, UV-induzierte DNA-Schädigungssignaturen, EGFR-Dysregulation, Defekte in Homolog-Rekombinations-Reparatur. Rezidivierende Alterationen in TP53, PIK3CA, CDKN2A/B identifiziert. Fusionsgene teilweise entitätsspezifisch; digital-papilläres Adenokarzinom einziges HPV42-getriebenes SGC. Empfehlung: umfassendes molekulares Profiling + Systemregistern für seltene Krebsarten.</w:t>
-      </w:r>
-    </w:p>
-    <w:p>
-      <w:r>
-        <w:rPr>
-          <w:b/>
-          <w:sz w:val="19"/>
-        </w:rPr>
-        <w:t xml:space="preserve">Übertragbarkeit: </w:t>
-      </w:r>
-      <w:r>
-        <w:rPr>
-          <w:sz w:val="19"/>
-        </w:rPr>
-        <w:t>Deutsche und europäische Autor:innen, deutschsprachige Zentren einbezogen, gültig für Zertifizierungsanforderungen</w:t>
-      </w:r>
-    </w:p>
-    <w:p>
-      <w:r>
-        <w:rPr>
-          <w:color w:val="5A7D3A"/>
-          <w:sz w:val="18"/>
-        </w:rPr>
-        <w:t>https://pubmed.ncbi.nlm.nih.gov/42762558/</w:t>
+        <w:t>https://pubmed.ncbi.nlm.nih.gov/42906410/</w:t>
       </w:r>
     </w:p>
     <w:sectPr>

--- a/onkologie/download/studien-aktuell.docx
+++ b/onkologie/download/studien-aktuell.docx
@@ -62,7 +62,7 @@
           <w:color w:val="666666"/>
           <w:sz w:val="18"/>
         </w:rPr>
-        <w:t>Stand: 23.10.2026  |  2 Studien  |  onkologie.m-vf.de</w:t>
+        <w:t>Stand: 24.10.2026  |  6 Studien  |  onkologie.m-vf.de</w:t>
       </w:r>
     </w:p>
     <w:p>
@@ -70,7 +70,7 @@
         <w:pStyle w:val="Heading1"/>
       </w:pPr>
       <w:r>
-        <w:t>Aufgenommen am 23.10.2026</w:t>
+        <w:t>Aufgenommen am 24.10.2026</w:t>
       </w:r>
     </w:p>
     <w:p>
@@ -78,7 +78,7 @@
         <w:pStyle w:val="Heading2"/>
       </w:pPr>
       <w:r>
-        <w:t>Neoadjuvante Immunotherapie bei dMMR-Kolonkarzinom: 100% DFS und OS nach 3-5 Jahren</w:t>
+        <w:t>Capivasertib + Abiraterone verlängert Gesamtüberleben bei PTEN-defizienten Prostatakrebsen</w:t>
       </w:r>
     </w:p>
     <w:p>
@@ -88,12 +88,12 @@
           <w:color w:val="666666"/>
           <w:sz w:val="18"/>
         </w:rPr>
-        <w:t>Chalabi M et al.  ·  Lancet  ·  21.10.2026  ·  PMID 42906564</w:t>
+        <w:t>Fizazi K et al.  ·  Ann Oncol  ·  23.10.2026  ·  PMID 42918424</w:t>
       </w:r>
     </w:p>
     <w:p>
       <w:r>
-        <w:t>Patienten mit lokal fortgeschrittenem Mismatch-Repair-defizientem Kolonkarzinom erhielten vor der Operation Ipilimumab und Nivolumab.</w:t>
+        <w:t>Randomisierte Phase-III-Studie zur Wirksamkeit von Capivasertib (ein Protein-Kinase-B-Inhibitor) plus Abiraterone gegen Placebo plus Abiraterone bei Patienten mit neu diagnostiziertem metastasiertem, hormonempfindlichem Prostatakarzinom und PTEN-Mangel.</w:t>
       </w:r>
     </w:p>
     <w:p>
@@ -104,7 +104,7 @@
         <w:t xml:space="preserve">Ergebnis: </w:t>
       </w:r>
       <w:r>
-        <w:t>Von 111 auswertbaren Patienten betrug die 3-Jahres-Krankheitsfreie Überleben 100% (97,5%-KI 100-100%) und das 5-Jahres-Gesamtüberleben 100% (95%-KI 100-100%). ctDNA-Clearance zeigte sich nach dem zweiten Zyklus bei 82% der Patienten mit verfügbarem Plasma. Diese Ergebnisse unterstützen neoadjuvante Checkpoint-Inhibition als potenzieller neuer Standard für dieses Patientengut.</w:t>
+        <w:t>Bei 42 % Reife der Gesamtüberlebensdaten (Median Follow-up 39 Monate) zeigte sich ein Gesamtüberlebensvorteil für Capivasertib plus Abiraterone: Medianales Gesamtüberleben 57,4 vs. 46,5 Monate (Hazard Ratio 0,82; 95%-KI 0,68–0,99; P = 0,044). Die Progression-Free-Survival betrug 35,5 vs. 26,0 Monate (HR 0,83; 95%-KI 0,70–0,99). Das Sicherheitsprofil blieb konsistent mit früheren Analysen.</w:t>
       </w:r>
     </w:p>
     <w:p>
@@ -119,7 +119,7 @@
         <w:rPr>
           <w:sz w:val="19"/>
         </w:rPr>
-        <w:t>Niederlande, vergleichbares Versicherungssystem, Multi-Center-Studie mit europäischen Zentren</w:t>
+        <w:t>Europäische Zentren beteiligt; PTEN-Test erlaubt, Targeted Therapy verfügbar.</w:t>
       </w:r>
     </w:p>
     <w:p>
@@ -128,7 +128,7 @@
           <w:color w:val="5A7D3A"/>
           <w:sz w:val="18"/>
         </w:rPr>
-        <w:t>https://pubmed.ncbi.nlm.nih.gov/42906564/</w:t>
+        <w:t>https://pubmed.ncbi.nlm.nih.gov/42918424/</w:t>
       </w:r>
     </w:p>
     <w:p>
@@ -136,7 +136,7 @@
         <w:pStyle w:val="Heading2"/>
       </w:pPr>
       <w:r>
-        <w:t>CD20-gerichtete CAR-T-Zelltherapie bei rezidivierendem B-Lymphom: responder zeigen anhaltendes Ansprechen</w:t>
+        <w:t>Ribociclib + Aromatasehemmer verbessert Gesamtüberleben im frühen Brustkrebs</w:t>
       </w:r>
     </w:p>
     <w:p>
@@ -146,12 +146,12 @@
           <w:color w:val="666666"/>
           <w:sz w:val="18"/>
         </w:rPr>
-        <w:t>Kutsch N et al.  ·  Eur J Cancer  ·  16.10.2026  ·  PMID 42906410</w:t>
+        <w:t>Slamon DJ et al.  ·  Ann Oncol  ·  23.10.2026  ·  PMID 42918423</w:t>
       </w:r>
     </w:p>
     <w:p>
       <w:r>
-        <w:t>Phase-I-Dosiseskalationsstudie in Deutschland zur CD20-gerichteten CAR-T-Zelltherapie MB-CART20.1 bei 9 schwer vorbehandelten Patienten mit therapieresistentem B-NHL.</w:t>
+        <w:t>Randomisierte Phase-III-NATALEE-Studie zur Wirksamkeit von Ribociclib (CDK4/6-Inhibitor) plus Nichtsteroidal-Aromatasehemmer versus Aromatasehemmer allein in adjuvanter Therapie bei hormonrezeptor-positivem/HER2-negativem frühem Brustkrebs mit hohem Risiko über 6 Jahre.</w:t>
       </w:r>
     </w:p>
     <w:p>
@@ -162,7 +162,7 @@
         <w:t xml:space="preserve">Ergebnis: </w:t>
       </w:r>
       <w:r>
-        <w:t>Beste Ansprechrate 56%, davon 33% komplette Remissionen (CR). Ein CR blieb über 5 Jahre stabil. Eine dosislimitierende Toxizität (Grad-4-Neutropenie) bei höherer Dosis. Keine Grad ≥3 Zytokin-Freisetzungssyndrom. CAR-T-Zell-Expansion korrelierte mit klinischem Ansprechen (maximale Zellzahl höher bei Respondern, p=0,0369).</w:t>
+        <w:t>Bei medianer Nachbeobachtung von 66,5 Monaten zeigte Ribociclib plus NSAI einen Gesamtüberlebensvorteil (6-Jahres-Delta 2,1 %; HR 0,809; 95%-KI 0,661–0,989; P = 0,019). Die Invasive-Disease-Free-Survival verbesserte sich (6-Jahres-Delta 5,3 %; HR 0,741; 95%-KI 0,646–0,849). Keine neuen Sicherheitssignale.</w:t>
       </w:r>
     </w:p>
     <w:p>
@@ -177,7 +177,7 @@
         <w:rPr>
           <w:sz w:val="19"/>
         </w:rPr>
-        <w:t>Deutschland, Universitätsklinik Köln, vergleichbare Gesundheitssysteme, CAR-T-Herstellung vor Ort</w:t>
+        <w:t>Deutsche Zentren teil der globalen Studie; CDK4/6-Inhibitor standard zertifiziert.</w:t>
       </w:r>
     </w:p>
     <w:p>
@@ -186,7 +186,239 @@
           <w:color w:val="5A7D3A"/>
           <w:sz w:val="18"/>
         </w:rPr>
-        <w:t>https://pubmed.ncbi.nlm.nih.gov/42906410/</w:t>
+        <w:t>https://pubmed.ncbi.nlm.nih.gov/42918423/</w:t>
+      </w:r>
+    </w:p>
+    <w:p>
+      <w:pPr>
+        <w:pStyle w:val="Heading2"/>
+      </w:pPr>
+      <w:r>
+        <w:t>Perioperatives Pembrolizumab verbessert Blasenkrebs-Outcomes nicht signifikant</w:t>
+      </w:r>
+    </w:p>
+    <w:p>
+      <w:r>
+        <w:rPr>
+          <w:i/>
+          <w:color w:val="666666"/>
+          <w:sz w:val="18"/>
+        </w:rPr>
+        <w:t>Bedke J et al.  ·  Ann Oncol  ·  23.10.2026  ·  PMID 42918422</w:t>
+      </w:r>
+    </w:p>
+    <w:p>
+      <w:r>
+        <w:t>Randomisierte Phase-III-KEYNOTE-866-Studie zur Wirksamkeit von perioperativem Pembrolizumab (Immune Checkpoint Inhibitor) versus Placebo zusätzlich zu neoadjuvanter Chemotherapie und radikaler Zystektomie bei muskelinvasivem Blasenkrebs.</w:t>
+      </w:r>
+    </w:p>
+    <w:p>
+      <w:r>
+        <w:rPr>
+          <w:b/>
+        </w:rPr>
+        <w:t xml:space="preserve">Ergebnis: </w:t>
+      </w:r>
+      <w:r>
+        <w:t>Bei Median-Follow-up von 60,9 Monaten war die Event-Free-Survival bei 60 Monaten 63,5 % mit Pembrolizumab vs. 61,9 % mit Placebo (HR 0,88; 95%-KI 0,71–1,10; P = 0,1366; nicht signifikant). Pathologische komplette Response 44,4 % vs. 35,8 %. Mediales Gesamtüberleben wurde in beiden Gruppen nicht erreicht (HR 1,00). Grad-≥3-Nebenwirkungen: 80,2 % vs. 75,1 %.</w:t>
+      </w:r>
+    </w:p>
+    <w:p>
+      <w:r>
+        <w:rPr>
+          <w:b/>
+          <w:sz w:val="19"/>
+        </w:rPr>
+        <w:t xml:space="preserve">Übertragbarkeit: </w:t>
+      </w:r>
+      <w:r>
+        <w:rPr>
+          <w:sz w:val="19"/>
+        </w:rPr>
+        <w:t>Europäische und internationale Zentren; Checkpoint-Inhibitor in dieser Indikation nicht standard.</w:t>
+      </w:r>
+    </w:p>
+    <w:p>
+      <w:r>
+        <w:rPr>
+          <w:color w:val="5A7D3A"/>
+          <w:sz w:val="18"/>
+        </w:rPr>
+        <w:t>https://pubmed.ncbi.nlm.nih.gov/42918422/</w:t>
+      </w:r>
+    </w:p>
+    <w:p>
+      <w:pPr>
+        <w:pStyle w:val="Heading2"/>
+      </w:pPr>
+      <w:r>
+        <w:t>Aktive Überwachung gleichwertig zu Operation bei Speiseröhrenkrebs nach Chemoradiotherapie</w:t>
+      </w:r>
+    </w:p>
+    <w:p>
+      <w:r>
+        <w:rPr>
+          <w:i/>
+          <w:color w:val="666666"/>
+          <w:sz w:val="18"/>
+        </w:rPr>
+        <w:t>Panday SSGG et al.  ·  Ann Oncol  ·  23.10.2026  ·  PMID 42918421</w:t>
+      </w:r>
+    </w:p>
+    <w:p>
+      <w:r>
+        <w:t>Multizentrische, stepped-wedge-randomisierte Nichtunterlegenheitsstudie (Niederlande) zu aktiver Überwachung versus Standard-Ösophagektomie nach neoadjuvanter Chemoradiotherapie bei 309 Patienten mit lokal fortgeschrittenem Ösophaguskrebs und kompletter klinischer Response.</w:t>
+      </w:r>
+    </w:p>
+    <w:p>
+      <w:r>
+        <w:rPr>
+          <w:b/>
+        </w:rPr>
+        <w:t xml:space="preserve">Ergebnis: </w:t>
+      </w:r>
+      <w:r>
+        <w:t>Bei medianer Nachbeobachtung von 76 Monaten: 5-Jahres-Gesamtüberleben 50 % (95%-KI 43–57 %) aktive Überwachung vs. 54 % (95%-KI 46–64 %) Standard-OP (HR 1,17; 95%-KI 0,77–1,77), nicht signifikant unterschiedlich. Krankheitsfreies Überleben: HR 1,39 (95%-KI 0,94–2,06). Fernmetastasen bei 5 Jahren höher in aktiver Überwachung (46 % vs. 29 %; P &lt; 0,01). 43 % der Patienten unter aktiver Überwachung vermieden Ösophagektomie.</w:t>
+      </w:r>
+    </w:p>
+    <w:p>
+      <w:r>
+        <w:rPr>
+          <w:b/>
+          <w:sz w:val="19"/>
+        </w:rPr>
+        <w:t xml:space="preserve">Übertragbarkeit: </w:t>
+      </w:r>
+      <w:r>
+        <w:rPr>
+          <w:sz w:val="19"/>
+        </w:rPr>
+        <w:t>Niederländische Studie, vergleichbares Versicherungssystem; Watch-and-Wait-Strategie nach nCRT established.</w:t>
+      </w:r>
+    </w:p>
+    <w:p>
+      <w:r>
+        <w:rPr>
+          <w:color w:val="5A7D3A"/>
+          <w:sz w:val="18"/>
+        </w:rPr>
+        <w:t>https://pubmed.ncbi.nlm.nih.gov/42918421/</w:t>
+      </w:r>
+    </w:p>
+    <w:p>
+      <w:pPr>
+        <w:pStyle w:val="Heading2"/>
+      </w:pPr>
+      <w:r>
+        <w:t>Neoadjuvantes Nivolumab + Chemotherapie verbessert Blasenkrebsergebnisse nicht</w:t>
+      </w:r>
+    </w:p>
+    <w:p>
+      <w:r>
+        <w:rPr>
+          <w:i/>
+          <w:color w:val="666666"/>
+          <w:sz w:val="18"/>
+        </w:rPr>
+        <w:t>Sonpavde G et al.  ·  Ann Oncol  ·  31.12.2026  ·  PMID 42918420</w:t>
+      </w:r>
+    </w:p>
+    <w:p>
+      <w:r>
+        <w:t>Randomisierte Phase-III-CA017-078(ENERGIZE)-Studie zu perioperativem Nivolumab plus Gemcitabin-Cisplatin versus Gemcitabin-Cisplatin allein bei muskelinvasivem Blasenkrebs und Cisplatin-Eignung.</w:t>
+      </w:r>
+    </w:p>
+    <w:p>
+      <w:r>
+        <w:rPr>
+          <w:b/>
+        </w:rPr>
+        <w:t xml:space="preserve">Ergebnis: </w:t>
+      </w:r>
+      <w:r>
+        <w:t>Bei 54,5 Monaten medianer Nachbeobachtung (325 vs. 328 Patienten): Pathologische komplette Response 39,1 % vs. 29,6 % (adjustierte Differenz 9,5 %; 99,91%-KI −2,6 bis 21,6). Event-Free-Survival zeigte keinen Vorteil (104 Events je Arm; HR 0,94; 95,74%-KI 0,71–1,25; P = 0,6697). Gesamtüberleben: HR 0,88 (deskriptiv, da EFS-Kriterium nicht erfüllt). ctDNA-Clearance bei Zyklus 4: 76,9 % insgesamt; ctDNA prognostisch für EFS und OS.</w:t>
+      </w:r>
+    </w:p>
+    <w:p>
+      <w:r>
+        <w:rPr>
+          <w:b/>
+          <w:sz w:val="19"/>
+        </w:rPr>
+        <w:t xml:space="preserve">Übertragbarkeit: </w:t>
+      </w:r>
+      <w:r>
+        <w:rPr>
+          <w:sz w:val="19"/>
+        </w:rPr>
+        <w:t>Europäische und internationale Zentren; Nivolumab-Kombination in dieser Indikation nicht standard.</w:t>
+      </w:r>
+    </w:p>
+    <w:p>
+      <w:r>
+        <w:rPr>
+          <w:color w:val="5A7D3A"/>
+          <w:sz w:val="18"/>
+        </w:rPr>
+        <w:t>https://pubmed.ncbi.nlm.nih.gov/42918420/</w:t>
+      </w:r>
+    </w:p>
+    <w:p>
+      <w:pPr>
+        <w:pStyle w:val="Heading2"/>
+      </w:pPr>
+      <w:r>
+        <w:t>Kohlenstoff-Ionentherapie zeigt ermutigende Ergebnisse bei Pankreaskrebs</w:t>
+      </w:r>
+    </w:p>
+    <w:p>
+      <w:r>
+        <w:rPr>
+          <w:i/>
+          <w:color w:val="666666"/>
+          <w:sz w:val="18"/>
+        </w:rPr>
+        <w:t>Liermann J et al.  ·  Radiother Oncol  ·  22.10.2026  ·  PMID 42913944</w:t>
+      </w:r>
+    </w:p>
+    <w:p>
+      <w:r>
+        <w:t>Prospektive Phase-II-PACK-Studie zur Wirksamkeit und Sicherheit von Kohlenstoff-Ionenradiotherapie (CIRT) mit gleichzeitiger Gemcitabin-Chemotherapie bei 23 Patienten mit inoperablem oder lokal rezidiviertem Pankreaskrebs.</w:t>
+      </w:r>
+    </w:p>
+    <w:p>
+      <w:r>
+        <w:rPr>
+          <w:b/>
+        </w:rPr>
+        <w:t xml:space="preserve">Ergebnis: </w:t>
+      </w:r>
+      <w:r>
+        <w:t>1- und 2-Jahres-Gesamtüberleben betrugen 78 % (95%-KI 63–97 %) und 59 % (95%-KI 41–84 %); Median 26,5 Monate. 1- und 2-Jahres-PFS: 26 % (95%-KI 13–52 %) und 10 % (95%-KI 3–37 %); Median 8,1 Monate. Toxizität: 3 Grad-3-Ereignisse (Bauchschmerzen, obere GI-Blutung, Ureterstriktuur); keine Grad-4/5-Toxizitäten.</w:t>
+      </w:r>
+    </w:p>
+    <w:p>
+      <w:r>
+        <w:rPr>
+          <w:b/>
+          <w:sz w:val="19"/>
+        </w:rPr>
+        <w:t xml:space="preserve">Übertragbarkeit: </w:t>
+      </w:r>
+      <w:r>
+        <w:rPr>
+          <w:sz w:val="19"/>
+        </w:rPr>
+        <w:t>Deutsche Studie (Heidelberg); CIRT-Kapazität in Deutschland begrenzt, erfordert Phase-III-Validation.</w:t>
+      </w:r>
+    </w:p>
+    <w:p>
+      <w:r>
+        <w:rPr>
+          <w:color w:val="5A7D3A"/>
+          <w:sz w:val="18"/>
+        </w:rPr>
+        <w:t>https://pubmed.ncbi.nlm.nih.gov/42913944/</w:t>
       </w:r>
     </w:p>
     <w:sectPr>
